--- a/ky/wisdom-stories/true-love.docx
+++ b/ky/wisdom-stories/true-love.docx
@@ -147,7 +147,7 @@
           <w:sz w:val="22"/>
           <w:lang w:val="ky-KG"/>
         </w:rPr>
-        <w:t>Текебердик: «Сага жардам бере албайм, Сүйүү. Аябай суу болупсуң, жел кайыгымды булгайсың», — деп жооп берет.</w:t>
+        <w:t>Текебердик: «Сага жардам бере албайм, Сүйүү. Аябай суу болупсуң, парусумду жок кыласың», — деп жооп берет.</w:t>
       </w:r>
     </w:p>
     <w:p>
@@ -219,7 +219,7 @@
           <w:sz w:val="22"/>
           <w:lang w:val="ky-KG"/>
         </w:rPr>
-        <w:t>Бир маалда бир үн угулат: «Сүйүү, кел, мени менен кет». Сүйүү өзүн ушунчалык бактылуу сезгендиктен, жардамга кол сунган адамдын ким экенин суроо оюна да келбейт. Жээкке жеткенде аны куткарган киши Сүйүүнү ошол жерге калтырып, жолун улантат.</w:t>
+        <w:t>Бир маалда бир үн угулат: «Сүйүү, кел, мени менен кет». Сүйүү өзүн ушунчалык бактылуу сезгендиктен, куткаруучусунун ким экенин суроо оюна да келбейт. Жээкке жеткенде аны куткарган жан Сүйүүнү ошол жерге калтырып, жолун улантат.</w:t>
       </w:r>
     </w:p>
     <w:p>
@@ -315,7 +315,7 @@
           <w:sz w:val="22"/>
           <w:lang w:val="ky-KG"/>
         </w:rPr>
-        <w:t xml:space="preserve">Сабак: </w:t>
+        <w:t>Сабак: Чыныгы сүйүүнүн баркын убакыт гана билет. Убакыт чын сүйүүнү жашатат, жалган сүйүүнү болсо өчүрүп, унуттурат.</w:t>
       </w:r>
       <w:r>
         <w:rPr>
@@ -324,7 +324,6 @@
           <w:sz w:val="22"/>
           <w:lang w:val="ky-KG"/>
         </w:rPr>
-        <w:t>Чыныгы сүйүү убакыттын сыноосунан өтөт. Өткөн жылдар анын баркын дагы терең ачат.</w:t>
       </w:r>
     </w:p>
     <w:p>
@@ -344,7 +343,7 @@
           <w:sz w:val="18"/>
           <w:lang w:val="ky-KG"/>
         </w:rPr>
-        <w:t>Окуя ачык интернет булактарынан алынды.</w:t>
+        <w:t>Аңгемелер ачык интернет булактарынан алынган, иллюстрациялар болсо ЖИ менен түзүлгөн.</w:t>
       </w:r>
     </w:p>
     <w:sectPr>

--- a/ky/wisdom-stories/true-love.docx
+++ b/ky/wisdom-stories/true-love.docx
@@ -3,349 +3,144 @@
 <w:document xmlns:wpc="http://schemas.microsoft.com/office/word/2010/wordprocessingCanvas" xmlns:cx="http://schemas.microsoft.com/office/drawing/2014/chartex" xmlns:cx1="http://schemas.microsoft.com/office/drawing/2015/9/8/chartex" xmlns:cx2="http://schemas.microsoft.com/office/drawing/2015/10/21/chartex" xmlns:cx3="http://schemas.microsoft.com/office/drawing/2016/5/9/chartex" xmlns:cx4="http://schemas.microsoft.com/office/drawing/2016/5/10/chartex" xmlns:cx5="http://schemas.microsoft.com/office/drawing/2016/5/11/chartex" xmlns:cx6="http://schemas.microsoft.com/office/drawing/2016/5/12/chartex" xmlns:cx7="http://schemas.microsoft.com/office/drawing/2016/5/13/chartex" xmlns:cx8="http://schemas.microsoft.com/office/drawing/2016/5/14/chartex" xmlns:mc="http://schemas.openxmlformats.org/markup-compatibility/2006" xmlns:aink="http://schemas.microsoft.com/office/drawing/2016/ink" xmlns:am3d="http://schemas.microsoft.com/office/drawing/2017/model3d" xmlns:o="urn:schemas-microsoft-com:office:office" xmlns:oel="http://schemas.microsoft.com/office/2019/extlst" xmlns:r="http://schemas.openxmlformats.org/officeDocument/2006/relationships" xmlns:m="http://schemas.openxmlformats.org/officeDocument/2006/math" xmlns:v="urn:schemas-microsoft-com:vml" xmlns:wp14="http://schemas.microsoft.com/office/word/2010/wordprocessingDrawing" xmlns:wp="http://schemas.openxmlformats.org/drawingml/2006/wordprocessingDrawing" xmlns:w10="urn:schemas-microsoft-com:office:word" xmlns:w="http://schemas.openxmlformats.org/wordprocessingml/2006/main" xmlns:w14="http://schemas.microsoft.com/office/word/2010/wordml" xmlns:w15="http://schemas.microsoft.com/office/word/2012/wordml" xmlns:w16cex="http://schemas.microsoft.com/office/word/2018/wordml/cex" xmlns:w16cid="http://schemas.microsoft.com/office/word/2016/wordml/cid" xmlns:w16="http://schemas.microsoft.com/office/word/2018/wordml" xmlns:w16du="http://schemas.microsoft.com/office/word/2023/wordml/word16du" xmlns:w16sdtdh="http://schemas.microsoft.com/office/word/2020/wordml/sdtdatahash" xmlns:w16sdtfl="http://schemas.microsoft.com/office/word/2024/wordml/sdtformatlock" xmlns:w16se="http://schemas.microsoft.com/office/word/2015/wordml/symex" xmlns:wpg="http://schemas.microsoft.com/office/word/2010/wordprocessingGroup" xmlns:wpi="http://schemas.microsoft.com/office/word/2010/wordprocessingInk" xmlns:wne="http://schemas.microsoft.com/office/word/2006/wordml" xmlns:wps="http://schemas.microsoft.com/office/word/2010/wordprocessingShape" mc:Ignorable="w14 w15 w16se w16cid w16 w16cex w16sdtdh w16sdtfl w16du wp14">
   <w:body>
     <w:p>
-      <w:pPr>
-        <w:pStyle w:val="Title"/>
-        <w:keepNext/>
-        <w:keepLines w:val="0"/>
-        <w:pageBreakBefore w:val="0"/>
-        <w:widowControl/>
-        <w:spacing w:line="269" w:lineRule="auto" w:after="180" w:before="0"/>
-      </w:pPr>
-      <w:bookmarkStart w:id="10213" w:name="Story_214"/>
       <w:r>
         <w:rPr>
-          <w:rFonts w:ascii="Arial" w:hAnsi="Arial"/>
           <w:b/>
-          <w:color w:val="000000"/>
-          <w:sz w:val="34"/>
-          <w:lang w:val="ky-KG"/>
+          <w:bCs/>
         </w:rPr>
         <w:t>Чыныгы сүйүү</w:t>
       </w:r>
-      <w:bookmarkEnd w:id="10213"/>
-    </w:p>
-    <w:p>
-      <w:pPr>
-        <w:keepNext w:val="0"/>
-        <w:keepLines w:val="0"/>
-        <w:pageBreakBefore w:val="0"/>
-        <w:widowControl/>
-        <w:spacing w:line="269" w:lineRule="auto" w:after="120" w:before="0"/>
-      </w:pPr>
+    </w:p>
+    <w:p>
+      <w:r>
+        <w:t>Илгери бардык сезимдер жашаган бир арал болуптур.</w:t>
+      </w:r>
+    </w:p>
+    <w:p>
+      <w:r>
+        <w:t>Бир күнү арал сууга чөгүп баратканы тууралуу кабар тарайт. Баары шашылыш кайыктарын даярдап, аралдан кете башташат.</w:t>
+      </w:r>
+    </w:p>
+    <w:p>
+      <w:r>
+        <w:t>Бир гана Сүйүү кетүүгө шашылбайт. Аралды кандайдыр бир керемет сактап каларына ишенгендей, акыркы көз ирмемге чейин күтөт. Бирок айлананын баарын суу каптаганда жардам сурагандан башка айласы калбайт.</w:t>
+      </w:r>
+    </w:p>
+    <w:p>
+      <w:r>
+        <w:t>Ошол маалда Байлык чоң кайык менен жанынан өтүп бараткан экен.</w:t>
+      </w:r>
+    </w:p>
+    <w:p>
+      <w:r>
+        <w:t>— Байлык, мени да ала кетесиңби? — деп үн салат Сүйүү.</w:t>
+      </w:r>
+    </w:p>
+    <w:p>
+      <w:r>
+        <w:t>— Ала албайм. Кайыгым алтын-күмүшкө толгон, сага орун жок.</w:t>
+      </w:r>
+    </w:p>
+    <w:p>
+      <w:r>
+        <w:t>Сүйүү кооз жел кайыкта алыстап бараткан Текебердикке кайрылат:</w:t>
+      </w:r>
+    </w:p>
+    <w:p>
+      <w:r>
+        <w:t>— Текебердик, суранам, мага жардам берчи!</w:t>
+      </w:r>
+    </w:p>
+    <w:p>
+      <w:r>
+        <w:t>— Сени ала албайм. Үстү-башың суу экен, кайыгымды булгайсың.</w:t>
+      </w:r>
+    </w:p>
+    <w:p>
+      <w:r>
+        <w:t>Жакын жерден Кайгы өтүп бараткан.</w:t>
+      </w:r>
+    </w:p>
+    <w:p>
+      <w:r>
+        <w:t>— Кайгы, сени менен барсам болобу?</w:t>
+      </w:r>
+    </w:p>
+    <w:p>
+      <w:r>
+        <w:t>— Ай, Сүйүү, кайгым ушунчалык оор… Жалгыз калгым келет.</w:t>
+      </w:r>
+    </w:p>
+    <w:p>
+      <w:r>
+        <w:t>Бакыт да алыс эмес эле. Бирок өз кубанычына ушунчалык берилип кеткендиктен, Сүйүүнүн жардам сураганын укпайт.</w:t>
+      </w:r>
+    </w:p>
+    <w:p>
+      <w:r>
+        <w:t>Күтүлбөгөн жерден үн угулат:</w:t>
+      </w:r>
+    </w:p>
+    <w:p>
+      <w:r>
+        <w:t>— Кел, Сүйүү, сени мен алып кетем!</w:t>
+      </w:r>
+    </w:p>
+    <w:p>
+      <w:r>
+        <w:t>Сүйүү ушунчалык кубангандыктан, жардам берген ким экенин суроону да унутат. Жээкке жеткенде куткаруучусу аны түшүрүп, жолун улайт.</w:t>
+      </w:r>
+    </w:p>
+    <w:p>
+      <w:r>
+        <w:t>Ошондо гана Сүйүү ага канчалык карыздар экенин түшүнөт. Жолуккан бир даанышманга башынан өткөндөрдү айтып, сурайт:</w:t>
+      </w:r>
+    </w:p>
+    <w:p>
+      <w:r>
+        <w:t>— Мени куткарган ким эле?</w:t>
+      </w:r>
+    </w:p>
+    <w:p>
+      <w:r>
+        <w:t>— Убакыт, — деп жооп берет даанышман.</w:t>
+      </w:r>
+    </w:p>
+    <w:p>
+      <w:r>
+        <w:t>— Убакыт? Эмне үчүн мага дал ошол жардам берди?</w:t>
+      </w:r>
+    </w:p>
+    <w:p>
+      <w:r>
+        <w:t>Даанышман жылмайып:</w:t>
+      </w:r>
+    </w:p>
+    <w:p>
+      <w:r>
+        <w:t>— Анткени Сүйүүнүн чыныгы баркын Убакыт гана билет, — дейт.</w:t>
+      </w:r>
+    </w:p>
+    <w:p>
       <w:r>
         <w:rPr>
-          <w:rFonts w:ascii="Arial" w:eastAsia="Arial" w:hAnsi="Arial"/>
-          <w:color w:val="000000"/>
-          <w:sz w:val="22"/>
-          <w:lang w:val="ky-KG"/>
+          <w:b/>
+          <w:bCs/>
         </w:rPr>
-        <w:t>Бардык сезимдер жашаган бир арал болуптур.</w:t>
-      </w:r>
-    </w:p>
-    <w:p>
-      <w:pPr>
-        <w:keepNext w:val="0"/>
-        <w:keepLines w:val="0"/>
-        <w:pageBreakBefore w:val="0"/>
-        <w:widowControl/>
-        <w:spacing w:line="269" w:lineRule="auto" w:after="120" w:before="0"/>
-      </w:pPr>
+        <w:lastRenderedPageBreak/>
+        <w:t>Сабак: Чыныгы сүйүүнүн баркы убакыт өткөн сайын билинет. Аны кооз сөздөр гана эмес, жылдар бою көрсөтүлгөн камкордук, берилгендик жана кыйын күндө бири-бирине жөлөк болуу сактайт.</w:t>
+      </w:r>
+    </w:p>
+    <w:p>
       <w:r>
         <w:rPr>
-          <w:rFonts w:ascii="Arial" w:eastAsia="Arial" w:hAnsi="Arial"/>
-          <w:color w:val="000000"/>
-          <w:sz w:val="22"/>
-          <w:lang w:val="ky-KG"/>
+          <w:i/>
+          <w:iCs/>
         </w:rPr>
-        <w:t>Бир күнү арал чөгүп баратканы жөнүндө кабар тарайт. Сезимдер аралдан кетүүгө шашылыш даярдана башташат.</w:t>
-      </w:r>
-    </w:p>
-    <w:p>
-      <w:pPr>
-        <w:keepNext w:val="0"/>
-        <w:keepLines w:val="0"/>
-        <w:pageBreakBefore w:val="0"/>
-        <w:widowControl/>
-        <w:spacing w:line="269" w:lineRule="auto" w:after="120" w:before="0"/>
-      </w:pPr>
-      <w:r>
-        <w:rPr>
-          <w:rFonts w:ascii="Arial" w:eastAsia="Arial" w:hAnsi="Arial"/>
-          <w:color w:val="000000"/>
-          <w:sz w:val="22"/>
-          <w:lang w:val="ky-KG"/>
-        </w:rPr>
-        <w:t>Сүйүү болсо аралдан кетүүгө шашпайт. Керемет келип куткарат дегендей, эң акыркы ирмемге чейин күтөт. Арал толук чөгүп баратканда гана Сүйүү жардам суроону чечет.</w:t>
-      </w:r>
-    </w:p>
-    <w:p>
-      <w:pPr>
-        <w:keepNext w:val="0"/>
-        <w:keepLines w:val="0"/>
-        <w:pageBreakBefore w:val="0"/>
-        <w:widowControl/>
-        <w:spacing w:line="269" w:lineRule="auto" w:after="120" w:before="0"/>
-      </w:pPr>
-      <w:r>
-        <w:rPr>
-          <w:rFonts w:ascii="Arial" w:eastAsia="Arial" w:hAnsi="Arial"/>
-          <w:color w:val="000000"/>
-          <w:sz w:val="22"/>
-          <w:lang w:val="ky-KG"/>
-        </w:rPr>
-        <w:t>Ошол учурда Байлык абдан чоң кайык менен аралдан алыстап бараткан экен.</w:t>
-      </w:r>
-    </w:p>
-    <w:p>
-      <w:pPr>
-        <w:keepNext w:val="0"/>
-        <w:keepLines w:val="0"/>
-        <w:pageBreakBefore w:val="0"/>
-        <w:widowControl/>
-        <w:spacing w:line="269" w:lineRule="auto" w:after="120" w:before="0"/>
-      </w:pPr>
-      <w:r>
-        <w:rPr>
-          <w:rFonts w:ascii="Arial" w:eastAsia="Arial" w:hAnsi="Arial"/>
-          <w:color w:val="000000"/>
-          <w:sz w:val="22"/>
-          <w:lang w:val="ky-KG"/>
-        </w:rPr>
-        <w:t>Сүйүү: «Байлык, мени да өзүң менен кошо ала кетесиңби?» — деп сурайт. Байлык: «Жок, ала албайм. Кайыгымда толтура алтын-күмүш бар, сага орун жок», — дейт.</w:t>
-      </w:r>
-    </w:p>
-    <w:p>
-      <w:pPr>
-        <w:keepNext w:val="0"/>
-        <w:keepLines w:val="0"/>
-        <w:pageBreakBefore w:val="0"/>
-        <w:widowControl/>
-        <w:spacing w:line="269" w:lineRule="auto" w:after="120" w:before="0"/>
-      </w:pPr>
-      <w:r>
-        <w:rPr>
-          <w:rFonts w:ascii="Arial" w:eastAsia="Arial" w:hAnsi="Arial"/>
-          <w:color w:val="000000"/>
-          <w:sz w:val="22"/>
-          <w:lang w:val="ky-KG"/>
-        </w:rPr>
-        <w:t>Бул жолу Сүйүү абдан кооз жел кайыкта сүзүп бараткан Текебердикке кайрылат: «Текебердик, суранам, мага жардам берчи».</w:t>
-      </w:r>
-    </w:p>
-    <w:p>
-      <w:pPr>
-        <w:keepNext w:val="0"/>
-        <w:keepLines w:val="0"/>
-        <w:pageBreakBefore w:val="0"/>
-        <w:widowControl/>
-        <w:spacing w:line="269" w:lineRule="auto" w:after="120" w:before="0"/>
-      </w:pPr>
-      <w:r>
-        <w:rPr>
-          <w:rFonts w:ascii="Arial" w:hAnsi="Arial"/>
-          <w:color w:val="000000"/>
-          <w:sz w:val="22"/>
-          <w:lang w:val="ky-KG"/>
-        </w:rPr>
-        <w:t>Текебердик: «Сага жардам бере албайм, Сүйүү. Аябай суу болупсуң, парусумду жок кыласың», — деп жооп берет.</w:t>
-      </w:r>
-    </w:p>
-    <w:p>
-      <w:pPr>
-        <w:keepNext w:val="0"/>
-        <w:keepLines w:val="0"/>
-        <w:pageBreakBefore w:val="0"/>
-        <w:widowControl/>
-        <w:spacing w:line="269" w:lineRule="auto" w:after="120" w:before="0"/>
-      </w:pPr>
-      <w:r>
-        <w:rPr>
-          <w:rFonts w:ascii="Arial" w:eastAsia="Arial" w:hAnsi="Arial"/>
-          <w:color w:val="000000"/>
-          <w:sz w:val="22"/>
-          <w:lang w:val="ky-KG"/>
-        </w:rPr>
-        <w:t>Кайгы жакын жерде экен. Сүйүү андан да жардам сурайт: «Кайгы, сени менен кошо барсам болобу?»</w:t>
-      </w:r>
-    </w:p>
-    <w:p>
-      <w:pPr>
-        <w:keepNext w:val="0"/>
-        <w:keepLines w:val="0"/>
-        <w:pageBreakBefore w:val="0"/>
-        <w:widowControl/>
-        <w:spacing w:line="269" w:lineRule="auto" w:after="120" w:before="0"/>
-      </w:pPr>
-      <w:r>
-        <w:rPr>
-          <w:rFonts w:ascii="Arial" w:eastAsia="Arial" w:hAnsi="Arial"/>
-          <w:color w:val="000000"/>
-          <w:sz w:val="22"/>
-          <w:lang w:val="ky-KG"/>
-        </w:rPr>
-        <w:t>Кайгы: «Ох, Сүйүү, ушунчалык кайгылуумун, жалгыз калгым келип турат», — дейт.</w:t>
-      </w:r>
-    </w:p>
-    <w:p>
-      <w:pPr>
-        <w:keepNext w:val="0"/>
-        <w:keepLines w:val="0"/>
-        <w:pageBreakBefore w:val="0"/>
-        <w:widowControl/>
-        <w:spacing w:line="269" w:lineRule="auto" w:after="120" w:before="0"/>
-      </w:pPr>
-      <w:r>
-        <w:rPr>
-          <w:rFonts w:ascii="Arial" w:eastAsia="Arial" w:hAnsi="Arial"/>
-          <w:color w:val="000000"/>
-          <w:sz w:val="22"/>
-          <w:lang w:val="ky-KG"/>
-        </w:rPr>
-        <w:t>Бакыт Сүйүүдөн анча алыс болбосо да, ушунчалык толкунданып тургандыктан, анын чакырганын укпай калат.</w:t>
-      </w:r>
-    </w:p>
-    <w:p>
-      <w:pPr>
-        <w:keepNext w:val="0"/>
-        <w:keepLines w:val="0"/>
-        <w:pageBreakBefore w:val="0"/>
-        <w:widowControl/>
-        <w:spacing w:line="269" w:lineRule="auto" w:after="120" w:before="0"/>
-      </w:pPr>
-      <w:r>
-        <w:rPr>
-          <w:rFonts w:ascii="Arial" w:eastAsia="Arial" w:hAnsi="Arial"/>
-          <w:color w:val="000000"/>
-          <w:sz w:val="22"/>
-          <w:lang w:val="ky-KG"/>
-        </w:rPr>
-        <w:t>Бир маалда бир үн угулат: «Сүйүү, кел, мени менен кет». Сүйүү өзүн ушунчалык бактылуу сезгендиктен, куткаруучусунун ким экенин суроо оюна да келбейт. Жээкке жеткенде аны куткарган жан Сүйүүнү ошол жерге калтырып, жолун улантат.</w:t>
-      </w:r>
-    </w:p>
-    <w:p>
-      <w:pPr>
-        <w:keepNext w:val="0"/>
-        <w:keepLines w:val="0"/>
-        <w:pageBreakBefore w:val="0"/>
-        <w:widowControl/>
-        <w:spacing w:line="269" w:lineRule="auto" w:after="120" w:before="0"/>
-      </w:pPr>
-      <w:r>
-        <w:rPr>
-          <w:rFonts w:ascii="Arial" w:eastAsia="Arial" w:hAnsi="Arial"/>
-          <w:color w:val="000000"/>
-          <w:sz w:val="22"/>
-          <w:lang w:val="ky-KG"/>
-        </w:rPr>
-        <w:t>Жээкке чыккандан кийин ага канчалык карыз экенин түшүнгөн Сүйүү алдынан чыккан акылманга окуясын айтып: «Мага жардам берген ким болду экен?» — деп сурайт.</w:t>
-      </w:r>
-    </w:p>
-    <w:p>
-      <w:pPr>
-        <w:keepNext w:val="0"/>
-        <w:keepLines w:val="0"/>
-        <w:pageBreakBefore w:val="0"/>
-        <w:widowControl/>
-        <w:spacing w:line="269" w:lineRule="auto" w:after="120" w:before="0"/>
-      </w:pPr>
-      <w:r>
-        <w:rPr>
-          <w:rFonts w:ascii="Arial" w:eastAsia="Arial" w:hAnsi="Arial"/>
-          <w:color w:val="000000"/>
-          <w:sz w:val="22"/>
-          <w:lang w:val="ky-KG"/>
-        </w:rPr>
-        <w:t>Акылман: «Ал Убакыт болчу», — деп жооп берет.</w:t>
-      </w:r>
-    </w:p>
-    <w:p>
-      <w:pPr>
-        <w:keepNext w:val="0"/>
-        <w:keepLines w:val="0"/>
-        <w:pageBreakBefore w:val="0"/>
-        <w:widowControl/>
-        <w:spacing w:line="269" w:lineRule="auto" w:after="120" w:before="0"/>
-      </w:pPr>
-      <w:r>
-        <w:rPr>
-          <w:rFonts w:ascii="Arial" w:eastAsia="Arial" w:hAnsi="Arial"/>
-          <w:color w:val="000000"/>
-          <w:sz w:val="22"/>
-          <w:lang w:val="ky-KG"/>
-        </w:rPr>
-        <w:t>«Убакытпы? Эмнеге мага жардам берди?» — деп сурайт Сүйүү.</w:t>
-      </w:r>
-    </w:p>
-    <w:p>
-      <w:pPr>
-        <w:keepNext/>
-        <w:keepLines w:val="0"/>
-        <w:pageBreakBefore w:val="0"/>
-        <w:widowControl/>
-        <w:spacing w:line="269" w:lineRule="auto" w:after="120" w:before="0"/>
-      </w:pPr>
-      <w:r>
-        <w:rPr>
-          <w:rFonts w:ascii="Arial" w:eastAsia="Arial" w:hAnsi="Arial"/>
-          <w:color w:val="000000"/>
-          <w:sz w:val="22"/>
-          <w:lang w:val="ky-KG"/>
-        </w:rPr>
-        <w:t>Акылман жылмайып: «Анткени Сүйүүнүн канчалык маанилүү жана баалуу экенин Убакыт гана билет», — дейт.</w:t>
-      </w:r>
-    </w:p>
-    <w:p>
-      <w:pPr>
-        <w:pStyle w:val="Moral"/>
-        <w:keepNext/>
-        <w:keepLines/>
-        <w:pageBreakBefore w:val="0"/>
-        <w:widowControl/>
-        <w:spacing w:before="120" w:after="120" w:line="269" w:lineRule="auto"/>
-        <w:ind w:left="240" w:right="240"/>
-        <w:rPr>
-          <w:lang/>
-        </w:rPr>
-      </w:pPr>
-      <w:r>
-        <w:rPr>
-          <w:rFonts w:ascii="Arial" w:hAnsi="Arial"/>
-          <w:b/>
-          <w:color w:val="000000"/>
-          <w:sz w:val="22"/>
-          <w:lang w:val="ky-KG"/>
-        </w:rPr>
-        <w:t>Сабак: Чыныгы сүйүүнүн баркын убакыт гана билет. Убакыт чын сүйүүнү жашатат, жалган сүйүүнү болсо өчүрүп, унуттурат.</w:t>
-      </w:r>
-      <w:r>
-        <w:rPr>
-          <w:rFonts w:ascii="Arial" w:hAnsi="Arial"/>
-          <w:color w:val="000000"/>
-          <w:sz w:val="22"/>
-          <w:lang w:val="ky-KG"/>
-        </w:rPr>
-      </w:r>
-    </w:p>
-    <w:p>
-      <w:pPr>
-        <w:keepNext w:val="0"/>
-        <w:keepLines w:val="0"/>
-        <w:pageBreakBefore w:val="0"/>
-        <w:widowControl/>
-        <w:spacing w:before="0" w:after="160" w:line="269" w:lineRule="auto"/>
-        <w:jc w:val="right"/>
-      </w:pPr>
-      <w:r>
-        <w:rPr>
-          <w:rFonts w:ascii="Arial" w:eastAsia="Arial" w:hAnsi="Arial" w:cs="Arial"/>
-          <w:i/>
-          <w:color w:val="000000"/>
-          <w:sz w:val="18"/>
-          <w:lang w:val="ky-KG"/>
-        </w:rPr>
-        <w:t>Аңгемелер ачык интернет булактарынан алынган, иллюстрациялар болсо ЖИ менен түзүлгөн.</w:t>
-      </w:r>
-    </w:p>
+        <w:t>Аңгемелер интернеттен чогултулуп, жасалма интеллекттин жардамы менен иштелип чыккан. Бардык сүрөттөр жасалма интеллект аркылуу түзүлгөн.</w:t>
+      </w:r>
+    </w:p>
+    <w:p/>
     <w:sectPr>
       <w:headerReference w:type="even" r:id="rId7"/>
       <w:headerReference w:type="default" r:id="rId8"/>
@@ -1176,7 +971,6 @@
     </w:pPr>
     <w:rPr>
       <w:rFonts w:asciiTheme="majorHAnsi" w:eastAsiaTheme="majorEastAsia" w:hAnsiTheme="majorHAnsi" w:cstheme="majorBidi"/>
-      <w:color w:val="000000"/>
       <w:sz w:val="40"/>
       <w:szCs w:val="40"/>
     </w:rPr>
@@ -1198,7 +992,6 @@
     </w:pPr>
     <w:rPr>
       <w:rFonts w:asciiTheme="majorHAnsi" w:eastAsiaTheme="majorEastAsia" w:hAnsiTheme="majorHAnsi" w:cstheme="majorBidi"/>
-      <w:color w:val="000000"/>
       <w:sz w:val="32"/>
       <w:szCs w:val="32"/>
     </w:rPr>
@@ -1221,7 +1014,6 @@
     </w:pPr>
     <w:rPr>
       <w:rFonts w:eastAsiaTheme="majorEastAsia" w:cstheme="majorBidi"/>
-      <w:color w:val="000000"/>
       <w:sz w:val="28"/>
       <w:szCs w:val="28"/>
     </w:rPr>
@@ -1246,7 +1038,6 @@
       <w:rFonts w:eastAsiaTheme="majorEastAsia" w:cstheme="majorBidi"/>
       <w:i/>
       <w:iCs/>
-      <w:color w:val="000000"/>
     </w:rPr>
   </w:style>
   <w:style w:type="paragraph" w:styleId="Heading5">
@@ -1267,7 +1058,6 @@
     </w:pPr>
     <w:rPr>
       <w:rFonts w:eastAsiaTheme="majorEastAsia" w:cstheme="majorBidi"/>
-      <w:color w:val="000000"/>
     </w:rPr>
   </w:style>
   <w:style w:type="paragraph" w:styleId="Heading6">
@@ -1290,7 +1080,6 @@
       <w:rFonts w:eastAsiaTheme="majorEastAsia" w:cstheme="majorBidi"/>
       <w:i/>
       <w:iCs/>
-      <w:color w:val="000000"/>
     </w:rPr>
   </w:style>
   <w:style w:type="paragraph" w:styleId="Heading7">
@@ -1311,7 +1100,6 @@
     </w:pPr>
     <w:rPr>
       <w:rFonts w:eastAsiaTheme="majorEastAsia" w:cstheme="majorBidi"/>
-      <w:color w:val="000000"/>
     </w:rPr>
   </w:style>
   <w:style w:type="paragraph" w:styleId="Heading8">
@@ -1334,7 +1122,6 @@
       <w:rFonts w:eastAsiaTheme="majorEastAsia" w:cstheme="majorBidi"/>
       <w:i/>
       <w:iCs/>
-      <w:color w:val="000000"/>
     </w:rPr>
   </w:style>
   <w:style w:type="paragraph" w:styleId="Heading9">
@@ -1355,13 +1142,11 @@
     </w:pPr>
     <w:rPr>
       <w:rFonts w:eastAsiaTheme="majorEastAsia" w:cstheme="majorBidi"/>
-      <w:color w:val="000000"/>
     </w:rPr>
   </w:style>
   <w:style w:type="character" w:default="1" w:styleId="DefaultParagraphFont">
     <w:name w:val="Default Paragraph Font"/>
     <w:uiPriority w:val="1"/>
-    <w:semiHidden/>
     <w:unhideWhenUsed/>
   </w:style>
   <w:style w:type="table" w:default="1" w:styleId="TableNormal">
@@ -1517,7 +1302,6 @@
     </w:pPr>
     <w:rPr>
       <w:rFonts w:asciiTheme="majorHAnsi" w:eastAsiaTheme="majorEastAsia" w:hAnsiTheme="majorHAnsi" w:cstheme="majorBidi"/>
-      <w:color w:val="000000"/>
       <w:spacing w:val="-10"/>
       <w:kern w:val="28"/>
       <w:sz w:val="56"/>
@@ -1553,7 +1337,6 @@
     </w:pPr>
     <w:rPr>
       <w:rFonts w:eastAsiaTheme="majorEastAsia" w:cstheme="majorBidi"/>
-      <w:color w:val="000000"/>
       <w:spacing w:val="15"/>
       <w:sz w:val="28"/>
       <w:szCs w:val="28"/>
@@ -1588,7 +1371,6 @@
     <w:rPr>
       <w:i/>
       <w:iCs/>
-      <w:color w:val="000000"/>
     </w:rPr>
   </w:style>
   <w:style w:type="character" w:customStyle="1" w:styleId="QuoteChar">
@@ -1613,9 +1395,6 @@
       <w:ind w:left="720"/>
       <w:contextualSpacing/>
     </w:pPr>
-    <w:rPr>
-      <w:color w:val="000000"/>
-    </w:rPr>
   </w:style>
   <w:style w:type="character" w:styleId="IntenseEmphasis">
     <w:name w:val="Intense Emphasis"/>
@@ -1645,7 +1424,6 @@
     <w:rPr>
       <w:i/>
       <w:iCs/>
-      <w:color w:val="000000"/>
     </w:rPr>
   </w:style>
   <w:style w:type="character" w:customStyle="1" w:styleId="IntenseQuoteChar">
@@ -1685,9 +1463,6 @@
     <w:pPr>
       <w:spacing w:after="100"/>
     </w:pPr>
-    <w:rPr>
-      <w:color w:val="000000"/>
-    </w:rPr>
   </w:style>
   <w:style w:type="paragraph" w:customStyle="1" w:styleId="Moral">
     <w:name w:val="Moral"/>
@@ -1699,7 +1474,6 @@
     <w:rPr>
       <w:rFonts w:ascii="Arial" w:eastAsia="Arial" w:hAnsi="Arial"/>
       <w:i/>
-      <w:color w:val="000000"/>
       <w:kern w:val="0"/>
       <w:sz w:val="22"/>
       <w:szCs w:val="22"/>
@@ -1721,9 +1495,6 @@
       </w:tabs>
       <w:spacing w:after="0" w:line="240" w:lineRule="auto"/>
     </w:pPr>
-    <w:rPr>
-      <w:color w:val="000000"/>
-    </w:rPr>
   </w:style>
   <w:style w:type="character" w:customStyle="1" w:styleId="HeaderChar">
     <w:name w:val="Header Char"/>
@@ -1746,9 +1517,6 @@
       </w:tabs>
       <w:spacing w:after="0" w:line="240" w:lineRule="auto"/>
     </w:pPr>
-    <w:rPr>
-      <w:color w:val="000000"/>
-    </w:rPr>
   </w:style>
   <w:style w:type="character" w:customStyle="1" w:styleId="FooterChar">
     <w:name w:val="Footer Char"/>
@@ -1771,7 +1539,6 @@
     </w:pPr>
     <w:rPr>
       <w:rFonts w:eastAsiaTheme="minorEastAsia"/>
-      <w:color w:val="000000"/>
     </w:rPr>
   </w:style>
   <w:style w:type="paragraph" w:styleId="TOC3">
@@ -1788,7 +1555,6 @@
     </w:pPr>
     <w:rPr>
       <w:rFonts w:eastAsiaTheme="minorEastAsia"/>
-      <w:color w:val="000000"/>
     </w:rPr>
   </w:style>
   <w:style w:type="paragraph" w:styleId="TOC4">
@@ -1805,7 +1571,6 @@
     </w:pPr>
     <w:rPr>
       <w:rFonts w:eastAsiaTheme="minorEastAsia"/>
-      <w:color w:val="000000"/>
     </w:rPr>
   </w:style>
   <w:style w:type="paragraph" w:styleId="TOC5">
@@ -1822,7 +1587,6 @@
     </w:pPr>
     <w:rPr>
       <w:rFonts w:eastAsiaTheme="minorEastAsia"/>
-      <w:color w:val="000000"/>
     </w:rPr>
   </w:style>
   <w:style w:type="paragraph" w:styleId="TOC6">
@@ -1839,7 +1603,6 @@
     </w:pPr>
     <w:rPr>
       <w:rFonts w:eastAsiaTheme="minorEastAsia"/>
-      <w:color w:val="000000"/>
     </w:rPr>
   </w:style>
   <w:style w:type="paragraph" w:styleId="TOC7">
@@ -1856,7 +1619,6 @@
     </w:pPr>
     <w:rPr>
       <w:rFonts w:eastAsiaTheme="minorEastAsia"/>
-      <w:color w:val="000000"/>
     </w:rPr>
   </w:style>
   <w:style w:type="paragraph" w:styleId="TOC8">
@@ -1873,7 +1635,6 @@
     </w:pPr>
     <w:rPr>
       <w:rFonts w:eastAsiaTheme="minorEastAsia"/>
-      <w:color w:val="000000"/>
     </w:rPr>
   </w:style>
   <w:style w:type="paragraph" w:styleId="TOC9">
@@ -1890,7 +1651,6 @@
     </w:pPr>
     <w:rPr>
       <w:rFonts w:eastAsiaTheme="minorEastAsia"/>
-      <w:color w:val="000000"/>
     </w:rPr>
   </w:style>
   <w:style w:type="paragraph" w:styleId="TOCHeading">
@@ -1906,7 +1666,6 @@
       <w:outlineLvl w:val="9"/>
     </w:pPr>
     <w:rPr>
-      <w:color w:val="000000"/>
       <w:kern w:val="0"/>
       <w:sz w:val="32"/>
       <w:szCs w:val="32"/>
